--- a/proposal/main.docx
+++ b/proposal/main.docx
@@ -143,7 +143,7 @@
         <w:t xml:space="preserve"> </w:t>
       </w:r>
       <w:r>
-        <w:t xml:space="preserve">by video world models</w:t>
+        <w:t xml:space="preserve">by world models or video generation models</w:t>
       </w:r>
       <w:r>
         <w:t xml:space="preserve"> </w:t>
